--- a/review_response/Manuscript_AS_tracked_BO_final.docx
+++ b/review_response/Manuscript_AS_tracked_BO_final.docx
@@ -13019,57 +13019,15 @@
         <w:t>Table S7</w:t>
       </w:r>
       <w:r>
-        <w:t xml:space="preserve">). Calibration used the 3D model on a coarse tetrahedral mesh of the Ø10 × 2 mm disc (hmin = 0.5 mm; 37,399 tetrahedra) in a 30 × 30 × 30 mm box with a 4 h time step, and the simulated mass loss was corrected to the fine mesh with a linear bias correction (ML_fine = 1.356 ML_coarse − 0.0016; Pearson r = 0.9986). Parameters were searched log-uniformly within k_f ∈ [1, 100] h⁻¹, k_d ∈ [1, 100] L² mol⁻² h⁻¹ and k_ORR ∈ [0.05, 5] mm h⁻¹. Each repeat used 28 evaluations in three phases: a 12-point Latin hypercube; 8 points chosen by expected improvement on a Gaussian-process surrogate (Matérn ν = 2.5); and 8 </w:t>
-      </w:r>
-      <w:ins w:id="9007" w:author="Claude" w:date="2026-10-08T12:16:51Z">
+        <w:t xml:space="preserve">). Calibration used the 3D model on a coarse tetrahedral mesh of the Ø10 × 2 mm disc (hmin = 0.5 mm; 37,399 tetrahedra) in a 30 × 30 × 30 mm box with a 4 h time step, and the simulated mass loss was corrected to the fine mesh with a linear bias correction (ML_fine = 1.356 ML_coarse − 0.0016; Pearson r = 0.9986). Parameters were searched log-uniformly within k_f ∈ [1, 100] h⁻¹, k_d ∈ [1, 100] L² mol⁻² h⁻¹ </w:t>
+      </w:r>
+      <w:ins w:id="9001" w:author="Claude" w:date="2026-10-08T13:39:47Z">
         <w:r>
-          <w:t xml:space="preserve">further </w:t>
+          <w:t xml:space="preserve">(down to 0.1 in the local phase) </w:t>
         </w:r>
       </w:ins>
       <w:r>
-        <w:t xml:space="preserve">local points </w:t>
-      </w:r>
-      <w:ins w:id="9006" w:author="Claude" w:date="2026-10-08T12:16:51Z">
-        <w:r>
-          <w:t xml:space="preserve">chosen </w:t>
-        </w:r>
-      </w:ins>
-      <w:r>
-        <w:t xml:space="preserve">on </w:t>
-      </w:r>
-      <w:del w:id="9005" w:author="Claude" w:date="2026-10-08T12:16:51Z">
-        <w:r>
-          <w:delText xml:space="preserve">a</w:delText>
-        </w:r>
-      </w:del>
-      <w:ins w:id="9004" w:author="Claude" w:date="2026-10-08T12:16:51Z">
-        <w:r>
-          <w:t xml:space="preserve">the</w:t>
-        </w:r>
-      </w:ins>
-      <w:r>
-        <w:t xml:space="preserve"> </w:t>
-      </w:r>
-      <w:del w:id="9003" w:author="Claude" w:date="2026-10-08T12:16:51Z">
-        <w:r>
-          <w:delText xml:space="preserve">combined</w:delText>
-        </w:r>
-      </w:del>
-      <w:ins w:id="9002" w:author="Claude" w:date="2026-10-08T12:16:51Z">
-        <w:r>
-          <w:t xml:space="preserve">same</w:t>
-        </w:r>
-      </w:ins>
-      <w:r>
-        <w:t xml:space="preserve"> mass-loss</w:t>
-      </w:r>
-      <w:del w:id="9001" w:author="Claude" w:date="2026-10-08T12:16:51Z">
-        <w:r>
-          <w:delText xml:space="preserve"> and corrosion-rate</w:delText>
-        </w:r>
-      </w:del>
-      <w:r>
-        <w:t xml:space="preserve"> objective. Two independent repeats were run from different initial designs. The objective was the RMSE between simulated and target mass loss at 24, 48, 120, 168, 240 and 336 h. </w:t>
+        <w:t xml:space="preserve">and k_ORR ∈ [0.05, 5] mm h⁻¹. Each repeat used 28 evaluations in three phases: a 12-point Latin hypercube; 8 points chosen by expected improvement on a Gaussian-process surrogate (Matérn ν = 2.5); and 8 further local points chosen on the same mass-loss objective. Two independent repeats were run from different initial designs. The objective was the RMSE between simulated and target mass loss at 24, 48, 120, 168, 240 and 336 h. </w:t>
       </w:r>
       <w:r>
         <w:t xml:space="preserve">The calibrated model was then validated against the HBSS immersion dataset generated in the present study. </w:t>
@@ -14376,120 +14334,118 @@
         <w:t xml:space="preserve">These parameters were then calibrated within the 3D reaction-diffusion framework using Bayesian optimization. </w:t>
       </w:r>
       <w:r>
-        <w:t xml:space="preserve">Two independent repeats of the optimization reached minimum RMSE values of 0.</w:t>
-      </w:r>
-      <w:del w:id="9044" w:author="Claude" w:date="2026-10-08T12:16:51Z">
+        <w:t>Two independent repeats of the optimization reached minimum RMSE values of 0.0173% and 0.0178%</w:t>
+      </w:r>
+      <w:r>
+        <w:t xml:space="preserve"> (</w:t>
+      </w:r>
+      <w:r>
+        <w:rPr>
+          <w:b/>
+          <w:bCs/>
+        </w:rPr>
+        <w:fldChar w:fldCharType="begin"/>
+      </w:r>
+      <w:r>
+        <w:rPr>
+          <w:b/>
+          <w:bCs/>
+        </w:rPr>
+        <w:instrText xml:space="preserve"> REF _Ref239754266 \h  \* MERGEFORMAT </w:instrText>
+      </w:r>
+      <w:r>
+        <w:rPr>
+          <w:b/>
+          <w:bCs/>
+        </w:rPr>
+      </w:r>
+      <w:r>
+        <w:rPr>
+          <w:b/>
+          <w:bCs/>
+        </w:rPr>
+        <w:fldChar w:fldCharType="separate"/>
+      </w:r>
+      <w:r>
+        <w:rPr>
+          <w:b/>
+          <w:bCs/>
+        </w:rPr>
+        <w:t xml:space="preserve">Figure </w:t>
+      </w:r>
+      <w:r>
+        <w:rPr>
+          <w:b/>
+          <w:bCs/>
+        </w:rPr>
+        <w:t>3</w:t>
+      </w:r>
+      <w:r>
+        <w:rPr>
+          <w:b/>
+          <w:bCs/>
+        </w:rPr>
+        <w:fldChar w:fldCharType="end"/>
+      </w:r>
+      <w:r>
+        <w:rPr>
+          <w:b/>
+          <w:bCs/>
+        </w:rPr>
+        <w:t>b</w:t>
+      </w:r>
+      <w:r>
+        <w:t>)</w:t>
+      </w:r>
+      <w:r>
+        <w:t>.</w:t>
+      </w:r>
+      <w:r>
+        <w:t xml:space="preserve"> </w:t>
+      </w:r>
+      <w:r>
+        <w:t xml:space="preserve">The best points were found at iterations 25 and 20, in the local and expected-improvement phases, respectively. The calibrated k_ORR was consistent between repeats (0.</w:t>
+      </w:r>
+      <w:del w:id="9021" w:author="Claude" w:date="2026-10-08T13:39:47Z">
         <w:r>
-          <w:delText xml:space="preserve">0192</w:delText>
+          <w:delText xml:space="preserve">161 and </w:delText>
         </w:r>
       </w:del>
-      <w:ins w:id="9043" w:author="Claude" w:date="2026-10-08T12:16:51Z">
+      <w:ins w:id="9020" w:author="Claude" w:date="2026-10-08T13:39:47Z">
         <w:r>
-          <w:t xml:space="preserve">0173</w:t>
+          <w:t xml:space="preserve">15–</w:t>
         </w:r>
       </w:ins>
       <w:r>
-        <w:t xml:space="preserve">% and 0.0178%</w:t>
-      </w:r>
-      <w:r>
-        <w:t xml:space="preserve"> (</w:t>
-      </w:r>
-      <w:r>
-        <w:rPr>
-          <w:b/>
-          <w:bCs/>
-        </w:rPr>
-        <w:fldChar w:fldCharType="begin"/>
-      </w:r>
-      <w:r>
-        <w:rPr>
-          <w:b/>
-          <w:bCs/>
-        </w:rPr>
-        <w:instrText xml:space="preserve"> REF _Ref239754266 \h  \* MERGEFORMAT </w:instrText>
-      </w:r>
-      <w:r>
-        <w:rPr>
-          <w:b/>
-          <w:bCs/>
-        </w:rPr>
-      </w:r>
-      <w:r>
-        <w:rPr>
-          <w:b/>
-          <w:bCs/>
-        </w:rPr>
-        <w:fldChar w:fldCharType="separate"/>
-      </w:r>
-      <w:r>
-        <w:rPr>
-          <w:b/>
-          <w:bCs/>
-        </w:rPr>
-        <w:t xml:space="preserve">Figure </w:t>
-      </w:r>
-      <w:r>
-        <w:rPr>
-          <w:b/>
-          <w:bCs/>
-        </w:rPr>
-        <w:t>3</w:t>
-      </w:r>
-      <w:r>
-        <w:rPr>
-          <w:b/>
-          <w:bCs/>
-        </w:rPr>
-        <w:fldChar w:fldCharType="end"/>
-      </w:r>
-      <w:r>
-        <w:rPr>
-          <w:b/>
-          <w:bCs/>
-        </w:rPr>
-        <w:t>b</w:t>
-      </w:r>
-      <w:r>
-        <w:t>)</w:t>
-      </w:r>
-      <w:r>
-        <w:t>.</w:t>
-      </w:r>
-      <w:r>
-        <w:t xml:space="preserve"> </w:t>
-      </w:r>
-      <w:del w:id="9042" w:author="Claude" w:date="2026-10-08T12:16:51Z">
+        <w:t xml:space="preserve">0.</w:t>
+      </w:r>
+      <w:del w:id="9019" w:author="Claude" w:date="2026-10-08T13:39:47Z">
         <w:r>
-          <w:delText xml:space="preserve">In the first repeat the</w:delText>
+          <w:delText xml:space="preserve">156</w:delText>
         </w:r>
       </w:del>
-      <w:ins w:id="9041" w:author="Claude" w:date="2026-10-08T12:16:51Z">
+      <w:ins w:id="9018" w:author="Claude" w:date="2026-10-08T13:39:47Z">
         <w:r>
-          <w:t xml:space="preserve">The</w:t>
+          <w:t xml:space="preserve">19</w:t>
         </w:r>
       </w:ins>
       <w:r>
-        <w:t xml:space="preserve"> best </w:t>
-      </w:r>
-      <w:del w:id="9040" w:author="Claude" w:date="2026-10-08T12:16:51Z">
+        <w:t xml:space="preserve"> mm h⁻¹</w:t>
+      </w:r>
+      <w:ins w:id="9017" w:author="Claude" w:date="2026-10-08T13:39:47Z">
         <w:r>
-          <w:delText xml:space="preserve">point</w:delText>
+          <w:t xml:space="preserve"> among all 25 fits with RMSE ≤ 0.025%</w:t>
+        </w:r>
+      </w:ins>
+      <w:r>
+        <w:t xml:space="preserve">), whereas k_f and k_d </w:t>
+      </w:r>
+      <w:del w:id="9016" w:author="Claude" w:date="2026-10-08T13:39:47Z">
+        <w:r>
+          <w:delText xml:space="preserve">differed</w:delText>
         </w:r>
       </w:del>
-      <w:ins w:id="9039" w:author="Claude" w:date="2026-10-08T12:16:51Z">
-        <w:r>
-          <w:t xml:space="preserve">points</w:t>
-        </w:r>
-      </w:ins>
-      <w:r>
-        <w:t xml:space="preserve"> </w:t>
-      </w:r>
-      <w:del w:id="9038" w:author="Claude" w:date="2026-10-08T12:16:51Z">
-        <w:r>
-          <w:delText xml:space="preserve">was</w:delText>
-        </w:r>
-      </w:del>
-      <w:ins w:id="9037" w:author="Claude" w:date="2026-10-08T12:16:51Z">
+      <w:ins w:id="9015" w:author="Claude" w:date="2026-10-08T13:39:47Z">
         <w:r>
           <w:t xml:space="preserve">were</w:t>
         </w:r>
@@ -14497,170 +14453,69 @@
       <w:r>
         <w:t xml:space="preserve"> </w:t>
       </w:r>
-      <w:del w:id="9036" w:author="Claude" w:date="2026-10-08T12:16:51Z">
+      <w:del w:id="9014" w:author="Claude" w:date="2026-10-08T13:39:47Z">
         <w:r>
-          <w:delText xml:space="preserve">already</w:delText>
+          <w:delText xml:space="preserve">(</w:delText>
         </w:r>
       </w:del>
-      <w:ins w:id="9035" w:author="Claude" w:date="2026-10-08T12:16:51Z">
+      <w:ins w:id="9013" w:author="Claude" w:date="2026-10-08T13:39:47Z">
         <w:r>
-          <w:t xml:space="preserve">found at iterations 25 and 20,</w:t>
+          <w:t xml:space="preserve">not individually identifiable: fits of equal quality spanned k_f = </w:t>
         </w:r>
       </w:ins>
       <w:r>
-        <w:t xml:space="preserve"> in the </w:t>
-      </w:r>
-      <w:del w:id="9034" w:author="Claude" w:date="2026-10-08T12:16:51Z">
+        <w:t xml:space="preserve">2.</w:t>
+      </w:r>
+      <w:del w:id="9012" w:author="Claude" w:date="2026-10-08T13:39:47Z">
         <w:r>
-          <w:delText xml:space="preserve">initial</w:delText>
+          <w:delText xml:space="preserve">75 and 5.80</w:delText>
         </w:r>
       </w:del>
-      <w:ins w:id="9033" w:author="Claude" w:date="2026-10-08T12:16:51Z">
+      <w:ins w:id="9011" w:author="Claude" w:date="2026-10-08T13:39:47Z">
         <w:r>
-          <w:t xml:space="preserve">local</w:t>
+          <w:t xml:space="preserve">2–96</w:t>
         </w:r>
       </w:ins>
       <w:r>
-        <w:t xml:space="preserve"> </w:t>
-      </w:r>
-      <w:del w:id="9032" w:author="Claude" w:date="2026-10-08T12:16:51Z">
+        <w:t xml:space="preserve"> h⁻¹</w:t>
+      </w:r>
+      <w:del w:id="9010" w:author="Claude" w:date="2026-10-08T13:39:47Z">
         <w:r>
-          <w:delText xml:space="preserve">Latin-hypercube design, whereas the second repeat improved on its initial design during the</w:delText>
+          <w:delText xml:space="preserve">; 5.19</w:delText>
         </w:r>
       </w:del>
-      <w:ins w:id="9031" w:author="Claude" w:date="2026-10-08T12:16:51Z">
+      <w:r>
+        <w:t xml:space="preserve"> and </w:t>
+      </w:r>
+      <w:del w:id="9009" w:author="Claude" w:date="2026-10-08T13:39:47Z">
         <w:r>
-          <w:t xml:space="preserve">and</w:t>
+          <w:delText xml:space="preserve">18</w:delText>
+        </w:r>
+      </w:del>
+      <w:ins w:id="9008" w:author="Claude" w:date="2026-10-08T13:39:47Z">
+        <w:r>
+          <w:t xml:space="preserve">k_d = 0</w:t>
         </w:r>
       </w:ins>
       <w:r>
-        <w:t xml:space="preserve"> expected-improvement </w:t>
-      </w:r>
-      <w:del w:id="9030" w:author="Claude" w:date="2026-10-08T12:16:51Z">
+        <w:t xml:space="preserve">.6</w:t>
+      </w:r>
+      <w:ins w:id="9007" w:author="Claude" w:date="2026-10-08T13:39:47Z">
         <w:r>
-          <w:delText xml:space="preserve">phase</w:delText>
+          <w:t xml:space="preserve">–93</w:t>
+        </w:r>
+      </w:ins>
+      <w:r>
+        <w:t xml:space="preserve"> L² mol⁻² h⁻¹</w:t>
+      </w:r>
+      <w:del w:id="9006" w:author="Claude" w:date="2026-10-08T13:39:47Z">
+        <w:r>
+          <w:delText xml:space="preserve">) and were not individually identifiable</w:delText>
         </w:r>
       </w:del>
-      <w:ins w:id="9029" w:author="Claude" w:date="2026-10-08T12:16:51Z">
-        <w:r>
-          <w:t xml:space="preserve">phases, respectively</w:t>
-        </w:r>
-      </w:ins>
-      <w:r>
-        <w:t xml:space="preserve">. The calibrated k_ORR was consistent between repeats (0.</w:t>
-      </w:r>
-      <w:del w:id="9028" w:author="Claude" w:date="2026-10-08T12:16:51Z">
-        <w:r>
-          <w:delText xml:space="preserve">15–</w:delText>
-        </w:r>
-      </w:del>
-      <w:ins w:id="9027" w:author="Claude" w:date="2026-10-08T12:16:51Z">
-        <w:r>
-          <w:t xml:space="preserve">161 and </w:t>
-        </w:r>
-      </w:ins>
-      <w:r>
-        <w:t xml:space="preserve">0.</w:t>
-      </w:r>
-      <w:del w:id="9026" w:author="Claude" w:date="2026-10-08T12:16:51Z">
-        <w:r>
-          <w:delText xml:space="preserve">19</w:delText>
-        </w:r>
-      </w:del>
-      <w:ins w:id="9025" w:author="Claude" w:date="2026-10-08T12:16:51Z">
-        <w:r>
-          <w:t xml:space="preserve">156</w:t>
-        </w:r>
-      </w:ins>
-      <w:r>
-        <w:t xml:space="preserve"> mm h⁻¹</w:t>
-      </w:r>
-      <w:del w:id="9024" w:author="Claude" w:date="2026-10-08T12:16:51Z">
-        <w:r>
-          <w:delText xml:space="preserve"> among all fits with RMSE ≤ 0.025%</w:delText>
-        </w:r>
-      </w:del>
-      <w:r>
-        <w:t xml:space="preserve">), whereas k_f and k_d </w:t>
-      </w:r>
-      <w:del w:id="9023" w:author="Claude" w:date="2026-10-08T12:16:51Z">
-        <w:r>
-          <w:delText xml:space="preserve">were</w:delText>
-        </w:r>
-      </w:del>
-      <w:ins w:id="9022" w:author="Claude" w:date="2026-10-08T12:16:51Z">
-        <w:r>
-          <w:t xml:space="preserve">differed</w:t>
-        </w:r>
-      </w:ins>
-      <w:r>
-        <w:t xml:space="preserve"> </w:t>
-      </w:r>
-      <w:del w:id="9021" w:author="Claude" w:date="2026-10-08T12:16:51Z">
-        <w:r>
-          <w:delText xml:space="preserve">not individually identifiable: fits of equal quality spanned k_f = </w:delText>
-        </w:r>
-      </w:del>
-      <w:ins w:id="9020" w:author="Claude" w:date="2026-10-08T12:16:51Z">
-        <w:r>
-          <w:t xml:space="preserve">(</w:t>
-        </w:r>
-      </w:ins>
-      <w:r>
-        <w:t xml:space="preserve">2.</w:t>
-      </w:r>
-      <w:del w:id="9019" w:author="Claude" w:date="2026-10-08T12:16:51Z">
-        <w:r>
-          <w:delText xml:space="preserve">2–96</w:delText>
-        </w:r>
-      </w:del>
-      <w:ins w:id="9018" w:author="Claude" w:date="2026-10-08T12:16:51Z">
-        <w:r>
-          <w:t xml:space="preserve">75 and 5.80</w:t>
-        </w:r>
-      </w:ins>
-      <w:r>
-        <w:t xml:space="preserve"> h⁻¹</w:t>
-      </w:r>
-      <w:ins w:id="9017" w:author="Claude" w:date="2026-10-08T12:16:51Z">
-        <w:r>
-          <w:t xml:space="preserve">; 5.19</w:t>
-        </w:r>
-      </w:ins>
-      <w:r>
-        <w:t xml:space="preserve"> and </w:t>
-      </w:r>
-      <w:del w:id="9016" w:author="Claude" w:date="2026-10-08T12:16:51Z">
-        <w:r>
-          <w:delText xml:space="preserve">k_d = 1–93</w:delText>
-        </w:r>
-      </w:del>
-      <w:ins w:id="9015" w:author="Claude" w:date="2026-10-08T12:16:51Z">
-        <w:r>
-          <w:t xml:space="preserve">18.6</w:t>
-        </w:r>
-      </w:ins>
-      <w:r>
-        <w:t xml:space="preserve"> L² mol⁻² h⁻¹</w:t>
-      </w:r>
-      <w:ins w:id="9014" w:author="Claude" w:date="2026-10-08T12:16:51Z">
-        <w:r>
-          <w:t xml:space="preserve">) and were not individually identifiable</w:t>
-        </w:r>
-      </w:ins>
-      <w:r>
-        <w:t xml:space="preserve">. The adopted </w:t>
-      </w:r>
-      <w:del w:id="9013" w:author="Claude" w:date="2026-10-08T12:16:51Z">
-        <w:r>
-          <w:delText xml:space="preserve">parameter set</w:delText>
-        </w:r>
-      </w:del>
-      <w:ins w:id="9012" w:author="Claude" w:date="2026-10-08T12:16:51Z">
-        <w:r>
-          <w:t xml:space="preserve">values</w:t>
-        </w:r>
-      </w:ins>
+      <w:r>
+        <w:t xml:space="preserve">. The adopted values</w:t>
+      </w:r>
       <w:r>
         <w:t xml:space="preserve"> </w:t>
       </w:r>
@@ -14732,27 +14587,27 @@
         </w:rPr>
         <w:t xml:space="preserve"> </w:t>
       </w:r>
-      <w:del w:id="9011" w:author="Claude" w:date="2026-10-08T12:16:51Z">
+      <w:del w:id="9005" w:author="Claude" w:date="2026-10-08T13:39:47Z">
         <w:r>
-          <w:delText xml:space="preserve">lies</w:delText>
+          <w:delText xml:space="preserve">are</w:delText>
         </w:r>
       </w:del>
-      <w:ins w:id="9010" w:author="Claude" w:date="2026-10-08T12:16:51Z">
+      <w:ins w:id="9004" w:author="Claude" w:date="2026-10-08T13:39:47Z">
         <w:r>
-          <w:t xml:space="preserve">are</w:t>
+          <w:t xml:space="preserve">was</w:t>
         </w:r>
       </w:ins>
       <w:r>
         <w:t xml:space="preserve"> </w:t>
       </w:r>
-      <w:del w:id="9009" w:author="Claude" w:date="2026-10-08T12:16:51Z">
+      <w:del w:id="9003" w:author="Claude" w:date="2026-10-08T13:39:47Z">
         <w:r>
-          <w:delText xml:space="preserve">within this best-fit region, with an RMSE of 0.021% at the nearest evaluated point</w:delText>
+          <w:delText xml:space="preserve">listed</w:delText>
         </w:r>
       </w:del>
-      <w:ins w:id="9008" w:author="Claude" w:date="2026-10-08T12:16:51Z">
+      <w:ins w:id="9002" w:author="Claude" w:date="2026-10-08T13:39:47Z">
         <w:r>
-          <w:t xml:space="preserve">listed</w:t>
+          <w:t xml:space="preserve">adopted</w:t>
         </w:r>
       </w:ins>
       <w:r>
@@ -14784,7 +14639,7 @@
         </w:rPr>
         <w:drawing>
           <wp:inline distT="0" distB="0" distL="0" distR="0" wp14:anchorId="36BA34D6" wp14:editId="69364FA5">
-            <wp:extent cx="5760720" cy="2099310"/>
+            <wp:extent cx="5760720" cy="2543694"/>
             <wp:effectExtent l="0" t="0" r="0" b="0"/>
             <wp:docPr id="6" name="Picture 6"/>
             <wp:cNvGraphicFramePr>
@@ -14812,7 +14667,7 @@
                   <pic:spPr>
                     <a:xfrm>
                       <a:off x="0" y="0"/>
-                      <a:ext cx="5760720" cy="2099310"/>
+                      <a:ext cx="5760720" cy="2543694"/>
                     </a:xfrm>
                     <a:prstGeom prst="rect">
                       <a:avLst/>
@@ -14905,7 +14760,104 @@
         <w:t>Bayesian</w:t>
       </w:r>
       <w:r>
-        <w:t xml:space="preserve"> optimization history for two independent repeats (circles and squares; 28 evaluations each). Lines show the best RMSE so far and stars mark each repeat’s optimum. The shaded region is the initial Latin-hypercube sampling. RMSE is the mass-loss error of the corrected coarse-mesh simulation against the 0–336 h target</w:t>
+        <w:t xml:space="preserve"> optimization history </w:t>
+      </w:r>
+      <w:ins w:id="9035" w:author="Claude" w:date="2026-10-08T13:39:47Z">
+        <w:r>
+          <w:t xml:space="preserve">of the 3D reaction-diffusion model </w:t>
+        </w:r>
+      </w:ins>
+      <w:r>
+        <w:t xml:space="preserve">for </w:t>
+      </w:r>
+      <w:del w:id="9034" w:author="Claude" w:date="2026-10-08T13:39:47Z">
+        <w:r>
+          <w:delText xml:space="preserve">two</w:delText>
+        </w:r>
+      </w:del>
+      <w:ins w:id="9033" w:author="Claude" w:date="2026-10-08T13:39:47Z">
+        <w:r>
+          <w:t xml:space="preserve">repeat</w:t>
+        </w:r>
+      </w:ins>
+      <w:r>
+        <w:t xml:space="preserve"> </w:t>
+      </w:r>
+      <w:del w:id="9032" w:author="Claude" w:date="2026-10-08T13:39:47Z">
+        <w:r>
+          <w:delText xml:space="preserve">independent repeats</w:delText>
+        </w:r>
+      </w:del>
+      <w:ins w:id="9031" w:author="Claude" w:date="2026-10-08T13:39:47Z">
+        <w:r>
+          <w:t xml:space="preserve">1</w:t>
+        </w:r>
+      </w:ins>
+      <w:r>
+        <w:t xml:space="preserve"> (</w:t>
+      </w:r>
+      <w:del w:id="9030" w:author="Claude" w:date="2026-10-08T13:39:47Z">
+        <w:r>
+          <w:delText xml:space="preserve">circles and squares; </w:delText>
+        </w:r>
+      </w:del>
+      <w:r>
+        <w:t xml:space="preserve">28 evaluations</w:t>
+      </w:r>
+      <w:del w:id="9029" w:author="Claude" w:date="2026-10-08T13:39:47Z">
+        <w:r>
+          <w:delText xml:space="preserve"> each). Lines show</w:delText>
+        </w:r>
+      </w:del>
+      <w:ins w:id="9028" w:author="Claude" w:date="2026-10-08T13:39:47Z">
+        <w:r>
+          <w:t xml:space="preserve">;</w:t>
+        </w:r>
+      </w:ins>
+      <w:r>
+        <w:t xml:space="preserve"> the </w:t>
+      </w:r>
+      <w:del w:id="9027" w:author="Claude" w:date="2026-10-08T13:39:47Z">
+        <w:r>
+          <w:delText xml:space="preserve">best RMSE so far and stars mark each</w:delText>
+        </w:r>
+      </w:del>
+      <w:ins w:id="9026" w:author="Claude" w:date="2026-10-08T13:39:47Z">
+        <w:r>
+          <w:t xml:space="preserve">second</w:t>
+        </w:r>
+      </w:ins>
+      <w:r>
+        <w:t xml:space="preserve"> repeat</w:t>
+      </w:r>
+      <w:del w:id="9025" w:author="Claude" w:date="2026-10-08T13:39:47Z">
+        <w:r>
+          <w:delText xml:space="preserve">’s</w:delText>
+        </w:r>
+      </w:del>
+      <w:r>
+        <w:t xml:space="preserve"> </w:t>
+      </w:r>
+      <w:del w:id="9024" w:author="Claude" w:date="2026-10-08T13:39:47Z">
+        <w:r>
+          <w:delText xml:space="preserve">optimum</w:delText>
+        </w:r>
+      </w:del>
+      <w:ins w:id="9023" w:author="Claude" w:date="2026-10-08T13:39:47Z">
+        <w:r>
+          <w:t xml:space="preserve">is in the SI)</w:t>
+        </w:r>
+      </w:ins>
+      <w:r>
+        <w:t xml:space="preserve">. The shaded region is the initial Latin-hypercube sampling</w:t>
+      </w:r>
+      <w:ins w:id="9022" w:author="Claude" w:date="2026-10-08T13:39:47Z">
+        <w:r>
+          <w:t xml:space="preserve">, the line is the best RMSE so far, and the star marks the optimum (iteration 25)</w:t>
+        </w:r>
+      </w:ins>
+      <w:r>
+        <w:t xml:space="preserve">. RMSE is the mass-loss error of the corrected coarse-mesh simulation against the 0–336 h target</w:t>
       </w:r>
       <w:r>
         <w:t>.</w:t>
@@ -15288,14 +15240,26 @@
                 <w:szCs w:val="22"/>
               </w:rPr>
             </w:pPr>
-            <w:r>
-              <w:rPr>
-                <w:rFonts w:cs="Times New Roman"/>
-                <w:sz w:val="22"/>
-                <w:szCs w:val="22"/>
-              </w:rPr>
-              <w:t>10</w:t>
-            </w:r>
+            <w:del w:id="30001" w:author="Claude" w:date="2026-10-08T13:39:48Z">
+              <w:r>
+                <w:rPr>
+                  <w:rFonts w:cs="Times New Roman"/>
+                  <w:sz w:val="22"/>
+                  <w:szCs w:val="22"/>
+                </w:rPr>
+                <w:delText xml:space="preserve">2.75</w:delText>
+              </w:r>
+            </w:del>
+            <w:ins w:id="30002" w:author="Claude" w:date="2026-10-08T13:39:48Z">
+              <w:r>
+                <w:rPr>
+                  <w:rFonts w:cs="Times New Roman"/>
+                  <w:sz w:val="22"/>
+                  <w:szCs w:val="22"/>
+                </w:rPr>
+                <w:t>2.75</w:t>
+              </w:r>
+            </w:ins>
           </w:p>
         </w:tc>
       </w:tr>
@@ -15431,14 +15395,26 @@
                 <w:szCs w:val="22"/>
               </w:rPr>
             </w:pPr>
-            <w:r>
-              <w:rPr>
-                <w:rFonts w:cs="Times New Roman"/>
-                <w:sz w:val="22"/>
-                <w:szCs w:val="22"/>
-              </w:rPr>
-              <w:t>1</w:t>
-            </w:r>
+            <w:del w:id="30003" w:author="Claude" w:date="2026-10-08T13:39:48Z">
+              <w:r>
+                <w:rPr>
+                  <w:rFonts w:cs="Times New Roman"/>
+                  <w:sz w:val="22"/>
+                  <w:szCs w:val="22"/>
+                </w:rPr>
+                <w:delText xml:space="preserve">5.19</w:delText>
+              </w:r>
+            </w:del>
+            <w:ins w:id="30004" w:author="Claude" w:date="2026-10-08T13:39:48Z">
+              <w:r>
+                <w:rPr>
+                  <w:rFonts w:cs="Times New Roman"/>
+                  <w:sz w:val="22"/>
+                  <w:szCs w:val="22"/>
+                </w:rPr>
+                <w:t>5.19</w:t>
+              </w:r>
+            </w:ins>
           </w:p>
         </w:tc>
       </w:tr>
@@ -15644,14 +15620,26 @@
                 <w:szCs w:val="22"/>
               </w:rPr>
             </w:pPr>
-            <w:r>
-              <w:rPr>
-                <w:rFonts w:cs="Times New Roman"/>
-                <w:sz w:val="22"/>
-                <w:szCs w:val="22"/>
-              </w:rPr>
-              <w:t>0.2</w:t>
-            </w:r>
+            <w:del w:id="30005" w:author="Claude" w:date="2026-10-08T13:39:48Z">
+              <w:r>
+                <w:rPr>
+                  <w:rFonts w:cs="Times New Roman"/>
+                  <w:sz w:val="22"/>
+                  <w:szCs w:val="22"/>
+                </w:rPr>
+                <w:delText xml:space="preserve">0.161</w:delText>
+              </w:r>
+            </w:del>
+            <w:ins w:id="30006" w:author="Claude" w:date="2026-10-08T13:39:48Z">
+              <w:r>
+                <w:rPr>
+                  <w:rFonts w:cs="Times New Roman"/>
+                  <w:sz w:val="22"/>
+                  <w:szCs w:val="22"/>
+                </w:rPr>
+                <w:t>0.161</w:t>
+              </w:r>
+            </w:ins>
           </w:p>
         </w:tc>
       </w:tr>
